--- a/docs/38816-f00.docx
+++ b/docs/38816-f00.docx
@@ -3453,7 +3453,7 @@
           <v:shape id="ole_rId6" type="_x0000_tole_rId6" style="width:184.75pt;height:259.8pt" filled="f" o:ole="">
             <v:imagedata r:id="rId7" o:title=""/>
           </v:shape>
-          <o:OLEObject Type="Embed" ProgID="" ShapeID="ole_rId6" DrawAspect="Content" ObjectID="_512995220" r:id="rId6"/>
+          <o:OLEObject Type="Embed" ProgID="" ShapeID="ole_rId6" DrawAspect="Content" ObjectID="_1219654894" r:id="rId6"/>
         </w:object>
       </w:r>
       <w:r>
@@ -3488,7 +3488,7 @@
           <v:shape id="ole_rId8" type="_x0000_tole_rId8" style="width:203.8pt;height:254.55pt" filled="f" o:ole="">
             <v:imagedata r:id="rId9" o:title=""/>
           </v:shape>
-          <o:OLEObject Type="Embed" ProgID="" ShapeID="ole_rId8" DrawAspect="Content" ObjectID="_1583624455" r:id="rId8"/>
+          <o:OLEObject Type="Embed" ProgID="" ShapeID="ole_rId8" DrawAspect="Content" ObjectID="_1672226295" r:id="rId8"/>
         </w:object>
       </w:r>
     </w:p>
@@ -3899,7 +3899,7 @@
           <v:shape id="ole_rId10" type="_x0000_tole_rId10" style="width:272.55pt;height:319.3pt" filled="f" o:ole="">
             <v:imagedata r:id="rId11" o:title=""/>
           </v:shape>
-          <o:OLEObject Type="Embed" ProgID="" ShapeID="ole_rId10" DrawAspect="Content" ObjectID="_399512058" r:id="rId10"/>
+          <o:OLEObject Type="Embed" ProgID="" ShapeID="ole_rId10" DrawAspect="Content" ObjectID="_1186429517" r:id="rId10"/>
         </w:object>
       </w:r>
     </w:p>
@@ -4745,7 +4745,7 @@
           <v:shape id="ole_rId12" type="_x0000_tole_rId12" style="width:481.2pt;height:298.4pt" filled="f" o:ole="">
             <v:imagedata r:id="rId13" o:title=""/>
           </v:shape>
-          <o:OLEObject Type="Embed" ProgID="" ShapeID="ole_rId12" DrawAspect="Content" ObjectID="_1553957653" r:id="rId12"/>
+          <o:OLEObject Type="Embed" ProgID="" ShapeID="ole_rId12" DrawAspect="Content" ObjectID="_953668904" r:id="rId12"/>
         </w:object>
       </w:r>
     </w:p>
